--- a/report.docx
+++ b/report.docx
@@ -1243,7 +1243,7 @@
     <w:p>
       <w:pPr>
         <w:spacing w:before="160" w:after="80"/>
-        <w:jc w:val="both"/>
+        <w:jc w:val="center"/>
       </w:pPr>
       <w:r>
         <w:rPr>
@@ -1290,7 +1290,7 @@
       <w:pPr>
         <w:keepNext/>
         <w:spacing w:after="240"/>
-        <w:jc w:val="both"/>
+        <w:jc w:val="center"/>
       </w:pPr>
       <w:r>
         <w:rPr>
@@ -2827,6 +2827,17 @@
       </w:r>
     </w:p>
     <w:p>
+      <w:r>
+        <w:br w:type="page"/>
+      </w:r>
+    </w:p>
+    <w:p>
+      <w:pPr>
+        <w:spacing w:after="120"/>
+        <w:jc w:val="both"/>
+      </w:pPr>
+    </w:p>
+    <w:p>
       <w:pPr>
         <w:keepNext/>
         <w:spacing w:before="240" w:after="120"/>
@@ -2852,15 +2863,15 @@
     <w:p>
       <w:pPr>
         <w:spacing w:before="160" w:after="80"/>
-        <w:jc w:val="both"/>
+        <w:jc w:val="center"/>
       </w:pPr>
       <w:r>
         <w:rPr>
           <w:noProof/>
         </w:rPr>
         <w:drawing>
-          <wp:inline distT="0" distB="0" distL="0" distR="0" wp14:anchorId="0849FAED" wp14:editId="192C0A7A">
-            <wp:extent cx="4114800" cy="3291840"/>
+          <wp:inline distT="0" distB="0" distL="0" distR="0" wp14:anchorId="0849FAED" wp14:editId="08E0EE63">
+            <wp:extent cx="4191000" cy="3352800"/>
             <wp:effectExtent l="0" t="0" r="0" b="0"/>
             <wp:docPr id="2" name="Picture 2"/>
             <wp:cNvGraphicFramePr>
@@ -2882,7 +2893,7 @@
                   <pic:spPr>
                     <a:xfrm>
                       <a:off x="0" y="0"/>
-                      <a:ext cx="4114800" cy="3291840"/>
+                      <a:ext cx="4193538" cy="3354830"/>
                     </a:xfrm>
                     <a:prstGeom prst="rect">
                       <a:avLst/>
@@ -2897,9 +2908,8 @@
     </w:p>
     <w:p>
       <w:pPr>
-        <w:keepNext/>
-        <w:spacing w:after="240"/>
-        <w:jc w:val="both"/>
+        <w:spacing w:before="160" w:after="80"/>
+        <w:jc w:val="center"/>
       </w:pPr>
       <w:r>
         <w:rPr>
@@ -2907,19 +2917,19 @@
           <w:color w:val="646464"/>
           <w:sz w:val="20"/>
         </w:rPr>
-        <w:lastRenderedPageBreak/>
         <w:t>Figure 2: PCA 2D projection of the 10 traffic sign classes (3,000 random samples). PC1 explains 13.4% of variance; PC2 explains 7.8%.</w:t>
       </w:r>
     </w:p>
     <w:p>
       <w:pPr>
         <w:spacing w:before="160" w:after="80"/>
-        <w:jc w:val="both"/>
+        <w:jc w:val="center"/>
       </w:pPr>
       <w:r>
         <w:rPr>
           <w:noProof/>
         </w:rPr>
+        <w:lastRenderedPageBreak/>
         <w:drawing>
           <wp:inline distT="0" distB="0" distL="0" distR="0" wp14:anchorId="499A9C86" wp14:editId="4B738EFB">
             <wp:extent cx="4114800" cy="3429000"/>
@@ -2961,7 +2971,7 @@
       <w:pPr>
         <w:keepNext/>
         <w:spacing w:after="240"/>
-        <w:jc w:val="both"/>
+        <w:jc w:val="center"/>
       </w:pPr>
       <w:r>
         <w:rPr>
@@ -3007,7 +3017,7 @@
     <w:p>
       <w:pPr>
         <w:spacing w:before="160" w:after="80"/>
-        <w:jc w:val="both"/>
+        <w:jc w:val="center"/>
       </w:pPr>
       <w:r>
         <w:rPr>
@@ -3055,7 +3065,7 @@
       <w:pPr>
         <w:keepNext/>
         <w:spacing w:after="240"/>
-        <w:jc w:val="both"/>
+        <w:jc w:val="center"/>
       </w:pPr>
       <w:r>
         <w:rPr>
@@ -3379,7 +3389,7 @@
     <w:p>
       <w:pPr>
         <w:spacing w:before="160" w:after="80"/>
-        <w:jc w:val="both"/>
+        <w:jc w:val="center"/>
       </w:pPr>
       <w:r>
         <w:rPr>
@@ -3426,7 +3436,7 @@
       <w:pPr>
         <w:keepNext/>
         <w:spacing w:after="240"/>
-        <w:jc w:val="both"/>
+        <w:jc w:val="center"/>
       </w:pPr>
       <w:r>
         <w:rPr>
